--- a/docs/br/FAQ_Volume3_Compreendendo_Ratio_CACI_PT-BR.docx
+++ b/docs/br/FAQ_Volume3_Compreendendo_Ratio_CACI_PT-BR.docx
@@ -206,7 +206,7 @@
           <w:szCs w:val="20"/>
           <w:lang w:val="en-US"/>
         </w:rPr>
-        <w:t>77% global AI compute = USA | $675B US capex 2026 | 3.4× US/EU ratio (Power mode)</w:t>
+        <w:t>78,9% global AI compute = USA | $675B US capex 2026 | 3.4× US/EU ratio (Power mode)</w:t>
       </w:r>
     </w:p>
     <w:p>
@@ -528,7 +528,7 @@
           <w:lang w:val="pt-BR"/>
         </w:rPr>
         <w:lastRenderedPageBreak/>
-        <w:t>PARTE A — Compreendendo o ratio: por que 3.4:1 (modo Power) e não 1,5:1?</w:t>
+        <w:t>PARTE A — Compreendendo o ratio: por que 3.47:1 (modo Power) e não 1,5:1?</w:t>
       </w:r>
     </w:p>
     <w:p>
@@ -555,7 +555,7 @@
           <w:color w:val="1B4F72"/>
           <w:lang w:val="pt-BR"/>
         </w:rPr>
-        <w:t>O ratio CACI EUA/UE é de 3.4:1 (modo Power). Mas os EUA são mais ricos que a Europa. Isso não é normal? “Você paga, você recebe”?</w:t>
+        <w:t>O ratio CACI EUA/UE é de 3.47:1 (modo Power). Mas os EUA são mais ricos que a Europa. Isso não é normal? “Você paga, você recebe”?</w:t>
       </w:r>
       <w:r>
         <w:rPr>
@@ -615,7 +615,7 @@
           <w:szCs w:val="23"/>
           <w:lang w:val="pt-BR"/>
         </w:rPr>
-        <w:t xml:space="preserve"> Essa é toda a sutileza do índice. A fórmula é: CACI(r) = ∏ᵢ Xᵢ(r)^wᵢ (média geométrica ponderada; modo Power w=[0.4,0.25,0.2,0.15], modo Balanced w=[0.25,0.25,0.25,0.25]). O ratio de 3.4:1 (modo Power) não significa “os EUA têm 3.4× mais compute em termos absolutos”. O ratio bruto é de ~15:1 (Epoch AI). O CACI diz algo muito mais preciso:</w:t>
+        <w:t xml:space="preserve"> Essa é toda a sutileza do índice. A fórmula é: CACI(r) = ∏ᵢ Xᵢ(r)^wᵢ (média geométrica ponderada; modo Power w=[0.4,0.25,0.2,0.15], modo Balanced w=[0.25,0.25,0.25,0.25]). O ratio de 3.47:1 (modo Power) não significa “os EUA têm 3.4× mais compute em termos absolutos”. O ratio bruto é de ~15:1 (Epoch AI). O CACI diz algo muito mais preciso:</w:t>
       </w:r>
     </w:p>
     <w:p>
@@ -680,7 +680,7 @@
           <w:szCs w:val="23"/>
           <w:lang w:val="pt-BR"/>
         </w:rPr>
-        <w:t>Mas ele é de 3.4:1 (modo Power). A pergunta é: de onde vêm os ~2× restantes?</w:t>
+        <w:t>Mas ele é de 3.47:1 (modo Power). A pergunta é: de onde vêm os ~2× restantes?</w:t>
       </w:r>
       <w:r>
         <w:rPr>
@@ -746,7 +746,7 @@
           <w:szCs w:val="23"/>
           <w:lang w:val="pt-BR"/>
         </w:rPr>
-        <w:t>Três fatores estruturais explicam a diferença entre o ratio “esperado” (1,5:1) e o “observado” (3.4:1, modo Power). Nenhum dos três se resolve “gastando mais”.</w:t>
+        <w:t>Três fatores estruturais explicam a diferença entre o ratio “esperado” (1,5:1) e o “observado” (3.47:1, modo Power). Nenhum dos três se resolve “gastando mais”.</w:t>
       </w:r>
     </w:p>
     <w:p>
@@ -1755,7 +1755,7 @@
                 <w:sz w:val="20"/>
                 <w:szCs w:val="20"/>
               </w:rPr>
-              <w:t>3.4:1 (Power)</w:t>
+              <w:t>3.47:1 (Power)</w:t>
             </w:r>
           </w:p>
         </w:tc>
@@ -1967,7 +1967,7 @@
           <w:szCs w:val="23"/>
           <w:lang w:val="pt-BR"/>
         </w:rPr>
-        <w:t xml:space="preserve"> E no curto prazo, eles têm razão. Por que investir em compute soberano quando se pode alugar dos americanos? AWS, Azure e GCP estão disponíveis, performantes e imediatamente acessíveis. 77% dos workloads de IA europeus já rodam neles.</w:t>
+        <w:t xml:space="preserve"> E no curto prazo, eles têm razão. Por que investir em compute soberano quando se pode alugar dos americanos? AWS, Azure e GCP estão disponíveis, performantes e imediatamente acessíveis. 78,9% dos workloads de IA europeus já rodam neles.</w:t>
       </w:r>
     </w:p>
     <w:p>
@@ -3010,7 +3010,7 @@
           <w:color w:val="1B4F72"/>
           <w:lang w:val="pt-BR"/>
         </w:rPr>
-        <w:t>Em uma frase, por que esse ratio de 3.4:1 (modo Power) é um problema existencial e não apenas um atraso recuperável?</w:t>
+        <w:t>Em uma frase, por que esse ratio de 3.47:1 (modo Power) é um problema existencial e não apenas um atraso recuperável?</w:t>
       </w:r>
       <w:r>
         <w:rPr>
@@ -3100,7 +3100,7 @@
           <w:szCs w:val="23"/>
           <w:lang w:val="pt-BR"/>
         </w:rPr>
-        <w:t>O ratio de 3.4:1 (modo Power) não é um atraso temporário: é uma divergência estrutural que, sem intervenção, se torna irreversível. É a diferença entre “estamos atrasados” e “perdemos a capacidade de alcançar.”</w:t>
+        <w:t>O ratio de 3.47:1 (modo Power) não é um atraso temporário: é uma divergência estrutural que, sem intervenção, se torna irreversível. É a diferença entre “estamos atrasados” e “perdemos a capacidade de alcançar.”</w:t>
       </w:r>
     </w:p>
     <w:p>

--- a/docs/br/FAQ_Volume3_Compreendendo_Ratio_CACI_PT-BR.docx
+++ b/docs/br/FAQ_Volume3_Compreendendo_Ratio_CACI_PT-BR.docx
@@ -206,7 +206,7 @@
           <w:szCs w:val="20"/>
           <w:lang w:val="en-US"/>
         </w:rPr>
-        <w:t>78,9% global AI compute = USA | $675B US capex 2026 | 3.4× US/EU ratio (Power mode)</w:t>
+        <w:t>78,9% global AI compute = USA | $675B US capex 2026 | 3,47× US/EU ratio (Power mode)</w:t>
       </w:r>
     </w:p>
     <w:p>
@@ -450,7 +450,7 @@
           <w:color w:val="1B1B1B"/>
           <w:lang w:val="pt-BR"/>
         </w:rPr>
-        <w:t xml:space="preserve"> sobre o estudo: “Por que a Europa tem 3.4 vezes menos compute efetivo que os EUA (modo Power), sendo que poderia simplesmente investir mais — ou usar a nuvem americana?” Este documento decompõe a resposta em </w:t>
+        <w:t xml:space="preserve"> sobre o estudo: “Por que a Europa tem 3,47 vezes menos compute efetivo que os EUA (modo Power), sendo que poderia simplesmente investir mais — ou usar a nuvem americana?” Este documento decompõe a resposta em </w:t>
       </w:r>
       <w:r>
         <w:rPr>
@@ -615,7 +615,7 @@
           <w:szCs w:val="23"/>
           <w:lang w:val="pt-BR"/>
         </w:rPr>
-        <w:t xml:space="preserve"> Essa é toda a sutileza do índice. A fórmula é: CACI(r) = ∏ᵢ Xᵢ(r)^wᵢ (média geométrica ponderada; modo Power w=[0.4,0.25,0.2,0.15], modo Balanced w=[0.25,0.25,0.25,0.25]). O ratio de 3.47:1 (modo Power) não significa “os EUA têm 3.4× mais compute em termos absolutos”. O ratio bruto é de ~15:1 (Epoch AI). O CACI diz algo muito mais preciso:</w:t>
+        <w:t xml:space="preserve"> Essa é toda a sutileza do índice. A fórmula é: CACI(r) = ∏ᵢ Xᵢ(r)^wᵢ (média geométrica ponderada; modo Power w=[0.4,0.25,0.2,0.15], modo Balanced w=[0.25,0.25,0.25,0.25]). O ratio de 3.47:1 (modo Power) não significa “os EUA têm 3,47× mais compute em termos absolutos”. O ratio bruto é de ~17,6:1 (Epoch AI). O CACI diz algo muito mais preciso:</w:t>
       </w:r>
     </w:p>
     <w:p>
@@ -640,7 +640,7 @@
           <w:szCs w:val="22"/>
           <w:lang w:val="pt-BR"/>
         </w:rPr>
-        <w:t>“Com tamanho econômico comparável e capital humano comparável, os atores americanos dispõem de 3.4 vezes mais compute efetivo que os europeus (modo Power).”</w:t>
+        <w:t>“Com tamanho econômico comparável e capital humano comparável, os atores americanos dispõem de 3,47 vezes mais compute efetivo que os europeus (modo Power).”</w:t>
       </w:r>
     </w:p>
     <w:p>
